--- a/word/lab-1-first-terraform-project.docx
+++ b/word/lab-1-first-terraform-project.docx
@@ -159,7 +159,7 @@
           <w:rPr>
             <w:rStyle w:val="VerbatimChar"/>
           </w:rPr>
-          <w:t xml:space="preserve">00-shared-setup.md</w:t>
+          <w:t xml:space="preserve">00-shared-setup.docx</w:t>
         </w:r>
       </w:hyperlink>
       <w:r>
@@ -7455,7 +7455,7 @@
           <w:rPr>
             <w:rStyle w:val="VerbatimChar"/>
           </w:rPr>
-          <w:t xml:space="preserve">00-shared-setup.md</w:t>
+          <w:t xml:space="preserve">00-shared-setup.docx</w:t>
         </w:r>
         <w:r>
           <w:rPr>
@@ -8509,7 +8509,7 @@
           <w:rPr>
             <w:rStyle w:val="VerbatimChar"/>
           </w:rPr>
-          <w:t xml:space="preserve">00-shared-setup.md</w:t>
+          <w:t xml:space="preserve">00-shared-setup.docx</w:t>
         </w:r>
         <w:r>
           <w:rPr>
